--- a/러시아 인권변호사/7부/7부_11화_정치적_대가.docx
+++ b/러시아 인권변호사/7부/7부_11화_정치적_대가.docx
@@ -428,6 +428,177 @@
     </w:p>
     <w:p>
       <w:pPr>
+        <w:spacing w:before="0" w:after="110" w:line="300" w:lineRule="auto"/>
+      </w:pPr>
+      <w:r>
+        <w:rPr>
+          <w:rFonts w:ascii="Times New Roman" w:hAnsi="Times New Roman" w:eastAsia="Malgun Gothic"/>
+          <w:b/>
+          <w:i w:val="0"/>
+          <w:sz w:val="22"/>
+        </w:rPr>
+        <w:t xml:space="preserve">Лёша: </w:t>
+      </w:r>
+      <w:r>
+        <w:rPr>
+          <w:rFonts w:ascii="Times New Roman" w:hAnsi="Times New Roman" w:eastAsia="Malgun Gothic"/>
+          <w:b w:val="0"/>
+          <w:i w:val="0"/>
+          <w:sz w:val="22"/>
+        </w:rPr>
+        <w:t>Валентина Игоревна, а что люди говорят своими словами? Не в процентах.</w:t>
+      </w:r>
+    </w:p>
+    <w:p>
+      <w:pPr>
+        <w:spacing w:before="0" w:after="110" w:line="300" w:lineRule="auto"/>
+      </w:pPr>
+      <w:r>
+        <w:rPr>
+          <w:rFonts w:ascii="Times New Roman" w:hAnsi="Times New Roman" w:eastAsia="Malgun Gothic"/>
+          <w:b/>
+          <w:i w:val="0"/>
+          <w:sz w:val="22"/>
+        </w:rPr>
+        <w:t xml:space="preserve">Кострова: </w:t>
+      </w:r>
+      <w:r>
+        <w:rPr>
+          <w:rFonts w:ascii="Times New Roman" w:hAnsi="Times New Roman" w:eastAsia="Malgun Gothic"/>
+          <w:b w:val="0"/>
+          <w:i w:val="0"/>
+          <w:sz w:val="22"/>
+        </w:rPr>
+        <w:t>В приграничье чаще всего повторяют одно: «Нас не спросили». Причём и те, кто за жёсткий ответ, и те, кто против.</w:t>
+      </w:r>
+    </w:p>
+    <w:p>
+      <w:pPr>
+        <w:spacing w:before="0" w:after="110" w:line="300" w:lineRule="auto"/>
+      </w:pPr>
+      <w:r>
+        <w:rPr>
+          <w:rFonts w:ascii="Times New Roman" w:hAnsi="Times New Roman" w:eastAsia="Malgun Gothic"/>
+          <w:b/>
+          <w:i w:val="0"/>
+          <w:sz w:val="22"/>
+        </w:rPr>
+        <w:t xml:space="preserve">Ирина: </w:t>
+      </w:r>
+      <w:r>
+        <w:rPr>
+          <w:rFonts w:ascii="Times New Roman" w:hAnsi="Times New Roman" w:eastAsia="Malgun Gothic"/>
+          <w:b w:val="0"/>
+          <w:i w:val="0"/>
+          <w:sz w:val="22"/>
+        </w:rPr>
+        <w:t>Не спросили — о чём?</w:t>
+      </w:r>
+    </w:p>
+    <w:p>
+      <w:pPr>
+        <w:spacing w:before="0" w:after="110" w:line="300" w:lineRule="auto"/>
+      </w:pPr>
+      <w:r>
+        <w:rPr>
+          <w:rFonts w:ascii="Times New Roman" w:hAnsi="Times New Roman" w:eastAsia="Malgun Gothic"/>
+          <w:b/>
+          <w:i w:val="0"/>
+          <w:sz w:val="22"/>
+        </w:rPr>
+        <w:t xml:space="preserve">Кострова: </w:t>
+      </w:r>
+      <w:r>
+        <w:rPr>
+          <w:rFonts w:ascii="Times New Roman" w:hAnsi="Times New Roman" w:eastAsia="Malgun Gothic"/>
+          <w:b w:val="0"/>
+          <w:i w:val="0"/>
+          <w:sz w:val="22"/>
+        </w:rPr>
+        <w:t>Обо всём. Им кажется, что решения об их жизни принимают в Москве, а потом им объясняют по телевизору.</w:t>
+      </w:r>
+    </w:p>
+    <w:p>
+      <w:pPr>
+        <w:spacing w:before="0" w:after="110" w:line="300" w:lineRule="auto"/>
+      </w:pPr>
+      <w:r>
+        <w:rPr>
+          <w:rFonts w:ascii="Times New Roman" w:hAnsi="Times New Roman" w:eastAsia="Malgun Gothic"/>
+          <w:b/>
+          <w:i w:val="0"/>
+          <w:sz w:val="22"/>
+        </w:rPr>
+        <w:t xml:space="preserve">Лёша: </w:t>
+      </w:r>
+      <w:r>
+        <w:rPr>
+          <w:rFonts w:ascii="Times New Roman" w:hAnsi="Times New Roman" w:eastAsia="Malgun Gothic"/>
+          <w:b w:val="0"/>
+          <w:i/>
+          <w:color w:val="555555"/>
+          <w:sz w:val="22"/>
+        </w:rPr>
+        <w:t>(тихо)</w:t>
+      </w:r>
+      <w:r>
+        <w:rPr>
+          <w:rFonts w:ascii="Times New Roman" w:hAnsi="Times New Roman" w:eastAsia="Malgun Gothic"/>
+          <w:b w:val="0"/>
+          <w:i w:val="0"/>
+          <w:sz w:val="22"/>
+        </w:rPr>
+        <w:t xml:space="preserve"> Они правы. Так и было.</w:t>
+      </w:r>
+    </w:p>
+    <w:p>
+      <w:pPr>
+        <w:spacing w:before="0" w:after="110" w:line="300" w:lineRule="auto"/>
+      </w:pPr>
+      <w:r>
+        <w:rPr>
+          <w:rFonts w:ascii="Times New Roman" w:hAnsi="Times New Roman" w:eastAsia="Malgun Gothic"/>
+          <w:b/>
+          <w:i w:val="0"/>
+          <w:sz w:val="22"/>
+        </w:rPr>
+        <w:t xml:space="preserve">Катя: </w:t>
+      </w:r>
+      <w:r>
+        <w:rPr>
+          <w:rFonts w:ascii="Times New Roman" w:hAnsi="Times New Roman" w:eastAsia="Malgun Gothic"/>
+          <w:b w:val="0"/>
+          <w:i w:val="0"/>
+          <w:sz w:val="22"/>
+        </w:rPr>
+        <w:t>Значит, поездка нужна не для того, чтобы объяснять. А для того, чтобы спрашивать.</w:t>
+      </w:r>
+    </w:p>
+    <w:p>
+      <w:pPr>
+        <w:spacing w:before="0" w:after="110" w:line="300" w:lineRule="auto"/>
+      </w:pPr>
+      <w:r>
+        <w:rPr>
+          <w:rFonts w:ascii="Times New Roman" w:hAnsi="Times New Roman" w:eastAsia="Malgun Gothic"/>
+          <w:b/>
+          <w:i w:val="0"/>
+          <w:sz w:val="22"/>
+        </w:rPr>
+        <w:t xml:space="preserve">Кострова: </w:t>
+      </w:r>
+      <w:r>
+        <w:rPr>
+          <w:rFonts w:ascii="Times New Roman" w:hAnsi="Times New Roman" w:eastAsia="Malgun Gothic"/>
+          <w:b w:val="0"/>
+          <w:i w:val="0"/>
+          <w:sz w:val="22"/>
+        </w:rPr>
+        <w:t>Если позволите, Екатерина Ивановна, — я бы записала это на первой странице программы поездки.</w:t>
+      </w:r>
+    </w:p>
+    <w:p>
+      <w:pPr>
         <w:keepNext/>
         <w:spacing w:before="320" w:after="140"/>
       </w:pPr>
@@ -577,7 +748,7 @@
           <w:i w:val="0"/>
           <w:sz w:val="22"/>
         </w:rPr>
-        <w:t>Знакомая риторика — потому что играет на тех же страхах, что и всегда. «Сильная рука», «нерешительность равна слабости».</w:t>
+        <w:t>Если это те же круги, Борис Игоревич, — вы понимаете, что они рассчитывают на вас? На министра обороны, который спорил с президентом.</w:t>
       </w:r>
     </w:p>
     <w:p>
@@ -600,7 +771,7 @@
           <w:i w:val="0"/>
           <w:sz w:val="22"/>
         </w:rPr>
-        <w:t>При всей моей критике вашего решения тогда, Алексей Николаевич, эту группу я не поддерживаю. Есть разница между несогласием и попыткой использовать трагедию для дестабилизации.</w:t>
+        <w:t>Понимаю. Поэтому я и пришёл сюда, а не к ним.</w:t>
       </w:r>
     </w:p>
     <w:p>
@@ -614,7 +785,7 @@
           <w:i w:val="0"/>
           <w:sz w:val="22"/>
         </w:rPr>
-        <w:t xml:space="preserve">Лёша: </w:t>
+        <w:t xml:space="preserve">Ирина: </w:t>
       </w:r>
       <w:r>
         <w:rPr>
@@ -623,7 +794,7 @@
           <w:i w:val="0"/>
           <w:sz w:val="22"/>
         </w:rPr>
-        <w:t>Ценю эту границу с вашей стороны, Борис Игоревич.</w:t>
+        <w:t>Знакомая риторика — потому что играет на тех же страхах, что и всегда. «Сильная рука», «нерешительность равна слабости».</w:t>
       </w:r>
     </w:p>
     <w:p>
@@ -646,7 +817,7 @@
           <w:i w:val="0"/>
           <w:sz w:val="22"/>
         </w:rPr>
-        <w:t>Не всё в наших с вами разногласиях сводится к злому умыслу, Алексей Николаевич. Иногда это просто разные взгляды на риск.</w:t>
+        <w:t>При всей моей критике вашего решения тогда, Алексей Николаевич, эту группу я не поддерживаю. Есть разница между несогласием и попыткой использовать трагедию для дестабилизации.</w:t>
       </w:r>
     </w:p>
     <w:p>
@@ -669,7 +840,7 @@
           <w:i w:val="0"/>
           <w:sz w:val="22"/>
         </w:rPr>
-        <w:t>Сейчас я понимаю это лучше, чем месяц назад, Борис Игоревич.</w:t>
+        <w:t>Ценю эту границу с вашей стороны, Борис Игоревич.</w:t>
       </w:r>
     </w:p>
     <w:p>
@@ -692,7 +863,7 @@
           <w:i w:val="0"/>
           <w:sz w:val="22"/>
         </w:rPr>
-        <w:t>Взаимно, если честно. И ещё — по обмену. Керсонцы согласились на формат «один на одного» через нейтральную сторону. Если ничего не сорвётся, наш сержант будет дома до конца месяца.</w:t>
+        <w:t>Не всё в наших с вами разногласиях сводится к злому умыслу, Алексей Николаевич. Иногда это просто разные взгляды на риск.</w:t>
       </w:r>
     </w:p>
     <w:p>
@@ -715,7 +886,201 @@
           <w:i w:val="0"/>
           <w:sz w:val="22"/>
         </w:rPr>
+        <w:t>Сейчас я понимаю это лучше, чем месяц назад, Борис Игоревич.</w:t>
+      </w:r>
+    </w:p>
+    <w:p>
+      <w:pPr>
+        <w:spacing w:before="0" w:after="110" w:line="300" w:lineRule="auto"/>
+      </w:pPr>
+      <w:r>
+        <w:rPr>
+          <w:rFonts w:ascii="Times New Roman" w:hAnsi="Times New Roman" w:eastAsia="Malgun Gothic"/>
+          <w:b/>
+          <w:i w:val="0"/>
+          <w:sz w:val="22"/>
+        </w:rPr>
+        <w:t xml:space="preserve">Радищев: </w:t>
+      </w:r>
+      <w:r>
+        <w:rPr>
+          <w:rFonts w:ascii="Times New Roman" w:hAnsi="Times New Roman" w:eastAsia="Malgun Gothic"/>
+          <w:b w:val="0"/>
+          <w:i w:val="0"/>
+          <w:sz w:val="22"/>
+        </w:rPr>
+        <w:t>Взаимно, если честно. И ещё — по обмену. Керсонцы согласились на формат «один на одного» через нейтральную сторону. Если ничего не сорвётся, наш сержант будет дома до конца месяца.</w:t>
+      </w:r>
+    </w:p>
+    <w:p>
+      <w:pPr>
+        <w:spacing w:before="0" w:after="110" w:line="300" w:lineRule="auto"/>
+      </w:pPr>
+      <w:r>
+        <w:rPr>
+          <w:rFonts w:ascii="Times New Roman" w:hAnsi="Times New Roman" w:eastAsia="Malgun Gothic"/>
+          <w:b/>
+          <w:i w:val="0"/>
+          <w:sz w:val="22"/>
+        </w:rPr>
+        <w:t xml:space="preserve">Лёша: </w:t>
+      </w:r>
+      <w:r>
+        <w:rPr>
+          <w:rFonts w:ascii="Times New Roman" w:hAnsi="Times New Roman" w:eastAsia="Malgun Gothic"/>
+          <w:b w:val="0"/>
+          <w:i w:val="0"/>
+          <w:sz w:val="22"/>
+        </w:rPr>
         <w:t>Держите меня в курсе каждый день. И сообщите семье сами, лично, не через пресс-службу.</w:t>
+      </w:r>
+    </w:p>
+    <w:p>
+      <w:pPr>
+        <w:spacing w:before="0" w:after="110" w:line="300" w:lineRule="auto"/>
+      </w:pPr>
+      <w:r>
+        <w:rPr>
+          <w:rFonts w:ascii="Times New Roman" w:hAnsi="Times New Roman" w:eastAsia="Malgun Gothic"/>
+          <w:b/>
+          <w:i w:val="0"/>
+          <w:sz w:val="22"/>
+        </w:rPr>
+        <w:t xml:space="preserve">Радищев: </w:t>
+      </w:r>
+      <w:r>
+        <w:rPr>
+          <w:rFonts w:ascii="Times New Roman" w:hAnsi="Times New Roman" w:eastAsia="Malgun Gothic"/>
+          <w:b w:val="0"/>
+          <w:i w:val="0"/>
+          <w:sz w:val="22"/>
+        </w:rPr>
+        <w:t>Сообщу. Я звонил и семье погибшего — в ту ночь, после вас. Его отец спросил, почему мы не ударили в ответ.</w:t>
+      </w:r>
+    </w:p>
+    <w:p>
+      <w:pPr>
+        <w:spacing w:before="0" w:after="110" w:line="300" w:lineRule="auto"/>
+      </w:pPr>
+      <w:r>
+        <w:rPr>
+          <w:rFonts w:ascii="Times New Roman" w:hAnsi="Times New Roman" w:eastAsia="Malgun Gothic"/>
+          <w:b/>
+          <w:i w:val="0"/>
+          <w:sz w:val="22"/>
+        </w:rPr>
+        <w:t xml:space="preserve">Лёша: </w:t>
+      </w:r>
+      <w:r>
+        <w:rPr>
+          <w:rFonts w:ascii="Times New Roman" w:hAnsi="Times New Roman" w:eastAsia="Malgun Gothic"/>
+          <w:b w:val="0"/>
+          <w:i w:val="0"/>
+          <w:sz w:val="22"/>
+        </w:rPr>
+        <w:t>Что вы ответили?</w:t>
+      </w:r>
+    </w:p>
+    <w:p>
+      <w:pPr>
+        <w:spacing w:before="0" w:after="110" w:line="300" w:lineRule="auto"/>
+      </w:pPr>
+      <w:r>
+        <w:rPr>
+          <w:rFonts w:ascii="Times New Roman" w:hAnsi="Times New Roman" w:eastAsia="Malgun Gothic"/>
+          <w:b/>
+          <w:i w:val="0"/>
+          <w:sz w:val="22"/>
+        </w:rPr>
+        <w:t xml:space="preserve">Радищев: </w:t>
+      </w:r>
+      <w:r>
+        <w:rPr>
+          <w:rFonts w:ascii="Times New Roman" w:hAnsi="Times New Roman" w:eastAsia="Malgun Gothic"/>
+          <w:b w:val="0"/>
+          <w:i w:val="0"/>
+          <w:sz w:val="22"/>
+        </w:rPr>
+        <w:t>Что так решили президент и парламент. И что я с этим решением спорил.</w:t>
+      </w:r>
+    </w:p>
+    <w:p>
+      <w:pPr>
+        <w:spacing w:before="0" w:after="110" w:line="300" w:lineRule="auto"/>
+      </w:pPr>
+      <w:r>
+        <w:rPr>
+          <w:rFonts w:ascii="Times New Roman" w:hAnsi="Times New Roman" w:eastAsia="Malgun Gothic"/>
+          <w:b/>
+          <w:i w:val="0"/>
+          <w:sz w:val="22"/>
+        </w:rPr>
+        <w:t xml:space="preserve">Ирина: </w:t>
+      </w:r>
+      <w:r>
+        <w:rPr>
+          <w:rFonts w:ascii="Times New Roman" w:hAnsi="Times New Roman" w:eastAsia="Malgun Gothic"/>
+          <w:b w:val="0"/>
+          <w:i/>
+          <w:color w:val="555555"/>
+          <w:sz w:val="22"/>
+        </w:rPr>
+        <w:t>(настороженно)</w:t>
+      </w:r>
+      <w:r>
+        <w:rPr>
+          <w:rFonts w:ascii="Times New Roman" w:hAnsi="Times New Roman" w:eastAsia="Malgun Gothic"/>
+          <w:b w:val="0"/>
+          <w:i w:val="0"/>
+          <w:sz w:val="22"/>
+        </w:rPr>
+        <w:t xml:space="preserve"> Вы так и сказали?</w:t>
+      </w:r>
+    </w:p>
+    <w:p>
+      <w:pPr>
+        <w:spacing w:before="0" w:after="110" w:line="300" w:lineRule="auto"/>
+      </w:pPr>
+      <w:r>
+        <w:rPr>
+          <w:rFonts w:ascii="Times New Roman" w:hAnsi="Times New Roman" w:eastAsia="Malgun Gothic"/>
+          <w:b/>
+          <w:i w:val="0"/>
+          <w:sz w:val="22"/>
+        </w:rPr>
+        <w:t xml:space="preserve">Радищев: </w:t>
+      </w:r>
+      <w:r>
+        <w:rPr>
+          <w:rFonts w:ascii="Times New Roman" w:hAnsi="Times New Roman" w:eastAsia="Malgun Gothic"/>
+          <w:b w:val="0"/>
+          <w:i w:val="0"/>
+          <w:sz w:val="22"/>
+        </w:rPr>
+        <w:t>Так и сказал, Ирина Олеговна. Врать отцу погибшего я не стану. Но потом добавил, что если бы мы ударили, таких звонков в ту ночь было бы гораздо больше.</w:t>
+      </w:r>
+    </w:p>
+    <w:p>
+      <w:pPr>
+        <w:spacing w:before="0" w:after="110" w:line="300" w:lineRule="auto"/>
+      </w:pPr>
+      <w:r>
+        <w:rPr>
+          <w:rFonts w:ascii="Times New Roman" w:hAnsi="Times New Roman" w:eastAsia="Malgun Gothic"/>
+          <w:b/>
+          <w:i w:val="0"/>
+          <w:sz w:val="22"/>
+        </w:rPr>
+        <w:t xml:space="preserve">Лёша: </w:t>
+      </w:r>
+      <w:r>
+        <w:rPr>
+          <w:rFonts w:ascii="Times New Roman" w:hAnsi="Times New Roman" w:eastAsia="Malgun Gothic"/>
+          <w:b w:val="0"/>
+          <w:i w:val="0"/>
+          <w:sz w:val="22"/>
+        </w:rPr>
+        <w:t>Спасибо, Борис Игоревич. Это честнее многого, что я слышал в эти дни.</w:t>
       </w:r>
     </w:p>
     <w:p>
@@ -791,6 +1156,52 @@
           <w:i w:val="0"/>
           <w:sz w:val="22"/>
         </w:rPr>
+        <w:t xml:space="preserve">Аналитик: </w:t>
+      </w:r>
+      <w:r>
+        <w:rPr>
+          <w:rFonts w:ascii="Times New Roman" w:hAnsi="Times New Roman" w:eastAsia="Malgun Gothic"/>
+          <w:b w:val="0"/>
+          <w:i w:val="0"/>
+          <w:sz w:val="22"/>
+        </w:rPr>
+        <w:t>Показательно, что министр обороны, известный жёсткой позицией, публично отказался поддержать критиков президента.</w:t>
+      </w:r>
+    </w:p>
+    <w:p>
+      <w:pPr>
+        <w:spacing w:before="0" w:after="110" w:line="300" w:lineRule="auto"/>
+      </w:pPr>
+      <w:r>
+        <w:rPr>
+          <w:rFonts w:ascii="Times New Roman" w:hAnsi="Times New Roman" w:eastAsia="Malgun Gothic"/>
+          <w:b/>
+          <w:i w:val="0"/>
+          <w:sz w:val="22"/>
+        </w:rPr>
+        <w:t xml:space="preserve">Диктор: </w:t>
+      </w:r>
+      <w:r>
+        <w:rPr>
+          <w:rFonts w:ascii="Times New Roman" w:hAnsi="Times New Roman" w:eastAsia="Malgun Gothic"/>
+          <w:b w:val="0"/>
+          <w:i w:val="0"/>
+          <w:sz w:val="22"/>
+        </w:rPr>
+        <w:t>Администрация президента пока не комментирует происходящее.</w:t>
+      </w:r>
+    </w:p>
+    <w:p>
+      <w:pPr>
+        <w:spacing w:before="0" w:after="110" w:line="300" w:lineRule="auto"/>
+      </w:pPr>
+      <w:r>
+        <w:rPr>
+          <w:rFonts w:ascii="Times New Roman" w:hAnsi="Times New Roman" w:eastAsia="Malgun Gothic"/>
+          <w:b/>
+          <w:i w:val="0"/>
+          <w:sz w:val="22"/>
+        </w:rPr>
         <w:t xml:space="preserve">Гребенщиков: </w:t>
       </w:r>
       <w:r>
@@ -976,6 +1387,144 @@
     </w:p>
     <w:p>
       <w:pPr>
+        <w:spacing w:before="0" w:after="110" w:line="300" w:lineRule="auto"/>
+      </w:pPr>
+      <w:r>
+        <w:rPr>
+          <w:rFonts w:ascii="Times New Roman" w:hAnsi="Times New Roman" w:eastAsia="Malgun Gothic"/>
+          <w:b/>
+          <w:i w:val="0"/>
+          <w:sz w:val="22"/>
+        </w:rPr>
+        <w:t xml:space="preserve">Гребенщиков: </w:t>
+      </w:r>
+      <w:r>
+        <w:rPr>
+          <w:rFonts w:ascii="Times New Roman" w:hAnsi="Times New Roman" w:eastAsia="Malgun Gothic"/>
+          <w:b w:val="0"/>
+          <w:i w:val="0"/>
+          <w:sz w:val="22"/>
+        </w:rPr>
+        <w:t>Тогда первый совет: не говорите «я был прав». Говорите «вот почему я так решил».</w:t>
+      </w:r>
+    </w:p>
+    <w:p>
+      <w:pPr>
+        <w:spacing w:before="0" w:after="110" w:line="300" w:lineRule="auto"/>
+      </w:pPr>
+      <w:r>
+        <w:rPr>
+          <w:rFonts w:ascii="Times New Roman" w:hAnsi="Times New Roman" w:eastAsia="Malgun Gothic"/>
+          <w:b/>
+          <w:i w:val="0"/>
+          <w:sz w:val="22"/>
+        </w:rPr>
+        <w:t xml:space="preserve">Лёша: </w:t>
+      </w:r>
+      <w:r>
+        <w:rPr>
+          <w:rFonts w:ascii="Times New Roman" w:hAnsi="Times New Roman" w:eastAsia="Malgun Gothic"/>
+          <w:b w:val="0"/>
+          <w:i w:val="0"/>
+          <w:sz w:val="22"/>
+        </w:rPr>
+        <w:t>В чём разница?</w:t>
+      </w:r>
+    </w:p>
+    <w:p>
+      <w:pPr>
+        <w:spacing w:before="0" w:after="110" w:line="300" w:lineRule="auto"/>
+      </w:pPr>
+      <w:r>
+        <w:rPr>
+          <w:rFonts w:ascii="Times New Roman" w:hAnsi="Times New Roman" w:eastAsia="Malgun Gothic"/>
+          <w:b/>
+          <w:i w:val="0"/>
+          <w:sz w:val="22"/>
+        </w:rPr>
+        <w:t xml:space="preserve">Гребенщиков: </w:t>
+      </w:r>
+      <w:r>
+        <w:rPr>
+          <w:rFonts w:ascii="Times New Roman" w:hAnsi="Times New Roman" w:eastAsia="Malgun Gothic"/>
+          <w:b w:val="0"/>
+          <w:i w:val="0"/>
+          <w:sz w:val="22"/>
+        </w:rPr>
+        <w:t>«Я был прав» закрывает разговор. «Вот почему» — открывает. Тем, кто с вами не согласен, нужно оставить дверь.</w:t>
+      </w:r>
+    </w:p>
+    <w:p>
+      <w:pPr>
+        <w:spacing w:before="0" w:after="110" w:line="300" w:lineRule="auto"/>
+      </w:pPr>
+      <w:r>
+        <w:rPr>
+          <w:rFonts w:ascii="Times New Roman" w:hAnsi="Times New Roman" w:eastAsia="Malgun Gothic"/>
+          <w:b/>
+          <w:i w:val="0"/>
+          <w:sz w:val="22"/>
+        </w:rPr>
+        <w:t xml:space="preserve">Катя: </w:t>
+      </w:r>
+      <w:r>
+        <w:rPr>
+          <w:rFonts w:ascii="Times New Roman" w:hAnsi="Times New Roman" w:eastAsia="Malgun Gothic"/>
+          <w:b w:val="0"/>
+          <w:i w:val="0"/>
+          <w:sz w:val="22"/>
+        </w:rPr>
+        <w:t>И второй совет — не говорите «один военнослужащий». Скажите о нём как о человеке.</w:t>
+      </w:r>
+    </w:p>
+    <w:p>
+      <w:pPr>
+        <w:spacing w:before="0" w:after="110" w:line="300" w:lineRule="auto"/>
+      </w:pPr>
+      <w:r>
+        <w:rPr>
+          <w:rFonts w:ascii="Times New Roman" w:hAnsi="Times New Roman" w:eastAsia="Malgun Gothic"/>
+          <w:b/>
+          <w:i w:val="0"/>
+          <w:sz w:val="22"/>
+        </w:rPr>
+        <w:t xml:space="preserve">Лёша: </w:t>
+      </w:r>
+      <w:r>
+        <w:rPr>
+          <w:rFonts w:ascii="Times New Roman" w:hAnsi="Times New Roman" w:eastAsia="Malgun Gothic"/>
+          <w:b w:val="0"/>
+          <w:i w:val="0"/>
+          <w:sz w:val="22"/>
+        </w:rPr>
+        <w:t>Я говорил с его матерью. Скажу об этом.</w:t>
+      </w:r>
+    </w:p>
+    <w:p>
+      <w:pPr>
+        <w:spacing w:before="0" w:after="110" w:line="300" w:lineRule="auto"/>
+      </w:pPr>
+      <w:r>
+        <w:rPr>
+          <w:rFonts w:ascii="Times New Roman" w:hAnsi="Times New Roman" w:eastAsia="Malgun Gothic"/>
+          <w:b/>
+          <w:i w:val="0"/>
+          <w:sz w:val="22"/>
+        </w:rPr>
+        <w:t xml:space="preserve">Катя: </w:t>
+      </w:r>
+      <w:r>
+        <w:rPr>
+          <w:rFonts w:ascii="Times New Roman" w:hAnsi="Times New Roman" w:eastAsia="Malgun Gothic"/>
+          <w:b w:val="0"/>
+          <w:i w:val="0"/>
+          <w:sz w:val="22"/>
+        </w:rPr>
+        <w:t>Этого достаточно.</w:t>
+      </w:r>
+    </w:p>
+    <w:p>
+      <w:pPr>
         <w:keepNext/>
         <w:spacing w:before="320" w:after="140"/>
       </w:pPr>
@@ -1222,6 +1771,144 @@
     </w:p>
     <w:p>
       <w:pPr>
+        <w:spacing w:before="0" w:after="110" w:line="300" w:lineRule="auto"/>
+      </w:pPr>
+      <w:r>
+        <w:rPr>
+          <w:rFonts w:ascii="Times New Roman" w:hAnsi="Times New Roman" w:eastAsia="Malgun Gothic"/>
+          <w:b/>
+          <w:i w:val="0"/>
+          <w:sz w:val="22"/>
+        </w:rPr>
+        <w:t xml:space="preserve">Кирилл: </w:t>
+      </w:r>
+      <w:r>
+        <w:rPr>
+          <w:rFonts w:ascii="Times New Roman" w:hAnsi="Times New Roman" w:eastAsia="Malgun Gothic"/>
+          <w:b w:val="0"/>
+          <w:i w:val="0"/>
+          <w:sz w:val="22"/>
+        </w:rPr>
+        <w:t>И ещё одна цифра, которую мы не стали выносить в отчёт. Время. От первого выстрела до решения парламента прошло несколько часов.</w:t>
+      </w:r>
+    </w:p>
+    <w:p>
+      <w:pPr>
+        <w:spacing w:before="0" w:after="110" w:line="300" w:lineRule="auto"/>
+      </w:pPr>
+      <w:r>
+        <w:rPr>
+          <w:rFonts w:ascii="Times New Roman" w:hAnsi="Times New Roman" w:eastAsia="Malgun Gothic"/>
+          <w:b/>
+          <w:i w:val="0"/>
+          <w:sz w:val="22"/>
+        </w:rPr>
+        <w:t xml:space="preserve">Лёша: </w:t>
+      </w:r>
+      <w:r>
+        <w:rPr>
+          <w:rFonts w:ascii="Times New Roman" w:hAnsi="Times New Roman" w:eastAsia="Malgun Gothic"/>
+          <w:b w:val="0"/>
+          <w:i w:val="0"/>
+          <w:sz w:val="22"/>
+        </w:rPr>
+        <w:t>И?</w:t>
+      </w:r>
+    </w:p>
+    <w:p>
+      <w:pPr>
+        <w:spacing w:before="0" w:after="110" w:line="300" w:lineRule="auto"/>
+      </w:pPr>
+      <w:r>
+        <w:rPr>
+          <w:rFonts w:ascii="Times New Roman" w:hAnsi="Times New Roman" w:eastAsia="Malgun Gothic"/>
+          <w:b/>
+          <w:i w:val="0"/>
+          <w:sz w:val="22"/>
+        </w:rPr>
+        <w:t xml:space="preserve">Кирилл: </w:t>
+      </w:r>
+      <w:r>
+        <w:rPr>
+          <w:rFonts w:ascii="Times New Roman" w:hAnsi="Times New Roman" w:eastAsia="Malgun Gothic"/>
+          <w:b w:val="0"/>
+          <w:i w:val="0"/>
+          <w:sz w:val="22"/>
+        </w:rPr>
+        <w:t>И это ответ тем, кто говорит, что парламент — это медленно. Несколько часов, Алексей Николаевич. Посреди ночи.</w:t>
+      </w:r>
+    </w:p>
+    <w:p>
+      <w:pPr>
+        <w:spacing w:before="0" w:after="110" w:line="300" w:lineRule="auto"/>
+      </w:pPr>
+      <w:r>
+        <w:rPr>
+          <w:rFonts w:ascii="Times New Roman" w:hAnsi="Times New Roman" w:eastAsia="Malgun Gothic"/>
+          <w:b/>
+          <w:i w:val="0"/>
+          <w:sz w:val="22"/>
+        </w:rPr>
+        <w:t xml:space="preserve">Настя: </w:t>
+      </w:r>
+      <w:r>
+        <w:rPr>
+          <w:rFonts w:ascii="Times New Roman" w:hAnsi="Times New Roman" w:eastAsia="Malgun Gothic"/>
+          <w:b w:val="0"/>
+          <w:i w:val="0"/>
+          <w:sz w:val="22"/>
+        </w:rPr>
+        <w:t>Хотим опубликовать хронологию вместе с расчётами. Минута за минутой, как в прошлый раз.</w:t>
+      </w:r>
+    </w:p>
+    <w:p>
+      <w:pPr>
+        <w:spacing w:before="0" w:after="110" w:line="300" w:lineRule="auto"/>
+      </w:pPr>
+      <w:r>
+        <w:rPr>
+          <w:rFonts w:ascii="Times New Roman" w:hAnsi="Times New Roman" w:eastAsia="Malgun Gothic"/>
+          <w:b/>
+          <w:i w:val="0"/>
+          <w:sz w:val="22"/>
+        </w:rPr>
+        <w:t xml:space="preserve">Лёша: </w:t>
+      </w:r>
+      <w:r>
+        <w:rPr>
+          <w:rFonts w:ascii="Times New Roman" w:hAnsi="Times New Roman" w:eastAsia="Malgun Gothic"/>
+          <w:b w:val="0"/>
+          <w:i w:val="0"/>
+          <w:sz w:val="22"/>
+        </w:rPr>
+        <w:t>Публикуйте. Все звонки, все паузы — включая мои десять минут в одиночестве.</w:t>
+      </w:r>
+    </w:p>
+    <w:p>
+      <w:pPr>
+        <w:spacing w:before="0" w:after="110" w:line="300" w:lineRule="auto"/>
+      </w:pPr>
+      <w:r>
+        <w:rPr>
+          <w:rFonts w:ascii="Times New Roman" w:hAnsi="Times New Roman" w:eastAsia="Malgun Gothic"/>
+          <w:b/>
+          <w:i w:val="0"/>
+          <w:sz w:val="22"/>
+        </w:rPr>
+        <w:t xml:space="preserve">Настя: </w:t>
+      </w:r>
+      <w:r>
+        <w:rPr>
+          <w:rFonts w:ascii="Times New Roman" w:hAnsi="Times New Roman" w:eastAsia="Malgun Gothic"/>
+          <w:b w:val="0"/>
+          <w:i w:val="0"/>
+          <w:sz w:val="22"/>
+        </w:rPr>
+        <w:t>Включая их. Мы бы и так включили.</w:t>
+      </w:r>
+    </w:p>
+    <w:p>
+      <w:pPr>
         <w:keepNext/>
         <w:spacing w:before="320" w:after="140"/>
       </w:pPr>
@@ -1299,7 +1986,7 @@
           <w:i w:val="0"/>
           <w:sz w:val="22"/>
         </w:rPr>
-        <w:t xml:space="preserve"> У Пушкина «Борис Годунов» кончается одной ремаркой: «Народ безмолвствует». Власть, которая молчит, всегда получает в ответ такое же молчание.</w:t>
+        <w:t xml:space="preserve"> «Народ безмолвствует»… Годунов, наверное, тоже принимал тишину за согласие. Власть, которая молчит, получает в ответ такое же молчание.</w:t>
       </w:r>
     </w:p>
     <w:p>
@@ -1538,6 +2225,131 @@
     </w:p>
     <w:p>
       <w:pPr>
+        <w:spacing w:before="0" w:after="110" w:line="300" w:lineRule="auto"/>
+      </w:pPr>
+      <w:r>
+        <w:rPr>
+          <w:rFonts w:ascii="Times New Roman" w:hAnsi="Times New Roman" w:eastAsia="Malgun Gothic"/>
+          <w:b/>
+          <w:i w:val="0"/>
+          <w:sz w:val="22"/>
+        </w:rPr>
+        <w:t xml:space="preserve">Ирина: </w:t>
+      </w:r>
+      <w:r>
+        <w:rPr>
+          <w:rFonts w:ascii="Times New Roman" w:hAnsi="Times New Roman" w:eastAsia="Malgun Gothic"/>
+          <w:b w:val="0"/>
+          <w:i w:val="0"/>
+          <w:sz w:val="22"/>
+        </w:rPr>
+        <w:t>Алексей Николаевич, и ещё. Может быть, взять с собой Валентину Игоревну?</w:t>
+      </w:r>
+    </w:p>
+    <w:p>
+      <w:pPr>
+        <w:spacing w:before="0" w:after="110" w:line="300" w:lineRule="auto"/>
+      </w:pPr>
+      <w:r>
+        <w:rPr>
+          <w:rFonts w:ascii="Times New Roman" w:hAnsi="Times New Roman" w:eastAsia="Malgun Gothic"/>
+          <w:b/>
+          <w:i w:val="0"/>
+          <w:sz w:val="22"/>
+        </w:rPr>
+        <w:t xml:space="preserve">Лёша: </w:t>
+      </w:r>
+      <w:r>
+        <w:rPr>
+          <w:rFonts w:ascii="Times New Roman" w:hAnsi="Times New Roman" w:eastAsia="Malgun Gothic"/>
+          <w:b w:val="0"/>
+          <w:i w:val="0"/>
+          <w:sz w:val="22"/>
+        </w:rPr>
+        <w:t>Социолога — в поездку?</w:t>
+      </w:r>
+    </w:p>
+    <w:p>
+      <w:pPr>
+        <w:spacing w:before="0" w:after="110" w:line="300" w:lineRule="auto"/>
+      </w:pPr>
+      <w:r>
+        <w:rPr>
+          <w:rFonts w:ascii="Times New Roman" w:hAnsi="Times New Roman" w:eastAsia="Malgun Gothic"/>
+          <w:b/>
+          <w:i w:val="0"/>
+          <w:sz w:val="22"/>
+        </w:rPr>
+        <w:t xml:space="preserve">Ирина: </w:t>
+      </w:r>
+      <w:r>
+        <w:rPr>
+          <w:rFonts w:ascii="Times New Roman" w:hAnsi="Times New Roman" w:eastAsia="Malgun Gothic"/>
+          <w:b w:val="0"/>
+          <w:i w:val="0"/>
+          <w:sz w:val="22"/>
+        </w:rPr>
+        <w:t>Чтобы после каждой встречи кто-то честно говорил вам, что вы услышали, а что вам только показалось.</w:t>
+      </w:r>
+    </w:p>
+    <w:p>
+      <w:pPr>
+        <w:spacing w:before="0" w:after="110" w:line="300" w:lineRule="auto"/>
+      </w:pPr>
+      <w:r>
+        <w:rPr>
+          <w:rFonts w:ascii="Times New Roman" w:hAnsi="Times New Roman" w:eastAsia="Malgun Gothic"/>
+          <w:b/>
+          <w:i w:val="0"/>
+          <w:sz w:val="22"/>
+        </w:rPr>
+        <w:t xml:space="preserve">Лёша: </w:t>
+      </w:r>
+      <w:r>
+        <w:rPr>
+          <w:rFonts w:ascii="Times New Roman" w:hAnsi="Times New Roman" w:eastAsia="Malgun Gothic"/>
+          <w:b w:val="0"/>
+          <w:i/>
+          <w:color w:val="555555"/>
+          <w:sz w:val="22"/>
+        </w:rPr>
+        <w:t>(усмехается)</w:t>
+      </w:r>
+      <w:r>
+        <w:rPr>
+          <w:rFonts w:ascii="Times New Roman" w:hAnsi="Times New Roman" w:eastAsia="Malgun Gothic"/>
+          <w:b w:val="0"/>
+          <w:i w:val="0"/>
+          <w:sz w:val="22"/>
+        </w:rPr>
+        <w:t xml:space="preserve"> Вы окружаете меня людьми, которые не дают мне себя обманывать.</w:t>
+      </w:r>
+    </w:p>
+    <w:p>
+      <w:pPr>
+        <w:spacing w:before="0" w:after="110" w:line="300" w:lineRule="auto"/>
+      </w:pPr>
+      <w:r>
+        <w:rPr>
+          <w:rFonts w:ascii="Times New Roman" w:hAnsi="Times New Roman" w:eastAsia="Malgun Gothic"/>
+          <w:b/>
+          <w:i w:val="0"/>
+          <w:sz w:val="22"/>
+        </w:rPr>
+        <w:t xml:space="preserve">Ирина: </w:t>
+      </w:r>
+      <w:r>
+        <w:rPr>
+          <w:rFonts w:ascii="Times New Roman" w:hAnsi="Times New Roman" w:eastAsia="Malgun Gothic"/>
+          <w:b w:val="0"/>
+          <w:i w:val="0"/>
+          <w:sz w:val="22"/>
+        </w:rPr>
+        <w:t>Стараюсь, Алексей Николаевич. Это проще, чем потом разбираться с последствиями.</w:t>
+      </w:r>
+    </w:p>
+    <w:p>
+      <w:pPr>
         <w:keepNext/>
         <w:spacing w:before="320" w:after="140"/>
       </w:pPr>
@@ -1563,7 +2375,7 @@
           <w:i w:val="0"/>
           <w:sz w:val="22"/>
         </w:rPr>
-        <w:t xml:space="preserve">Лёша: </w:t>
+        <w:t xml:space="preserve">Катя: </w:t>
       </w:r>
       <w:r>
         <w:rPr>
@@ -1573,7 +2385,7 @@
           <w:color w:val="555555"/>
           <w:sz w:val="22"/>
         </w:rPr>
-        <w:t>(в телеобращении)</w:t>
+        <w:t>(за минуту до эфира)</w:t>
       </w:r>
       <w:r>
         <w:rPr>
@@ -1582,7 +2394,7 @@
           <w:i w:val="0"/>
           <w:sz w:val="22"/>
         </w:rPr>
-        <w:t xml:space="preserve"> Дорогие граждане. Знаю, что решение, принятое в ночь атаки, вызвало споры. Хочу объяснить его напрямую, без посредников.</w:t>
+        <w:t xml:space="preserve"> Суфлёр готов. Текст на экране.</w:t>
       </w:r>
     </w:p>
     <w:p>
@@ -1605,7 +2417,7 @@
           <w:i w:val="0"/>
           <w:sz w:val="22"/>
         </w:rPr>
-        <w:t>Я выбрал ограниченный ответ и немедленное совещание с парламентом не из слабости. Из убеждения, что сила страны — не только в готовности ударить в ответ, но и в способности не терять голову в момент, когда легче всего её потерять.</w:t>
+        <w:t>Уберите суфлёр, Катя.</w:t>
       </w:r>
     </w:p>
     <w:p>
@@ -1619,7 +2431,7 @@
           <w:i w:val="0"/>
           <w:sz w:val="22"/>
         </w:rPr>
-        <w:t xml:space="preserve">Лёша: </w:t>
+        <w:t xml:space="preserve">Катя: </w:t>
       </w:r>
       <w:r>
         <w:rPr>
@@ -1628,7 +2440,7 @@
           <w:i w:val="0"/>
           <w:sz w:val="22"/>
         </w:rPr>
-        <w:t>Один наш солдат погиб в ту ночь. Эта цена реальна, и я не преуменьшаю её. Но альтернатива, предложенная некоторыми, могла стоить сотен жизней и втянуть страну в войну, которой можно было избежать.</w:t>
+        <w:t>Совсем?</w:t>
       </w:r>
     </w:p>
     <w:p>
@@ -1651,7 +2463,7 @@
           <w:i w:val="0"/>
           <w:sz w:val="22"/>
         </w:rPr>
-        <w:t>Обещаю вам то же, что обещал с первого дня — честность, даже когда она неудобна, и решения, принятые вместе с институтами, которые мы вместе построили, а не вопреки им.</w:t>
+        <w:t>Совсем. Если я не помню, что хочу сказать людям, значит, мне нечего им сказать.</w:t>
       </w:r>
     </w:p>
     <w:p>
@@ -1665,30 +2477,7 @@
           <w:i w:val="0"/>
           <w:sz w:val="22"/>
         </w:rPr>
-        <w:t xml:space="preserve">Лёша: </w:t>
-      </w:r>
-      <w:r>
-        <w:rPr>
-          <w:rFonts w:ascii="Times New Roman" w:hAnsi="Times New Roman" w:eastAsia="Malgun Gothic"/>
-          <w:b w:val="0"/>
-          <w:i w:val="0"/>
-          <w:sz w:val="22"/>
-        </w:rPr>
-        <w:t>Я поеду в приграничные регионы на следующей неделе, чтобы услышать вас лично — не через опросы, не через экран, а лицом к лицу. Не молчите. Спорьте со мной.</w:t>
-      </w:r>
-    </w:p>
-    <w:p>
-      <w:pPr>
-        <w:spacing w:before="0" w:after="110" w:line="300" w:lineRule="auto"/>
-      </w:pPr>
-      <w:r>
-        <w:rPr>
-          <w:rFonts w:ascii="Times New Roman" w:hAnsi="Times New Roman" w:eastAsia="Malgun Gothic"/>
-          <w:b/>
-          <w:i w:val="0"/>
-          <w:sz w:val="22"/>
-        </w:rPr>
-        <w:t xml:space="preserve">Радищев: </w:t>
+        <w:t xml:space="preserve">Гребенщиков: </w:t>
       </w:r>
       <w:r>
         <w:rPr>
@@ -1698,7 +2487,7 @@
           <w:color w:val="555555"/>
           <w:sz w:val="22"/>
         </w:rPr>
-        <w:t>(после обращения, неохотно)</w:t>
+        <w:t>(вздыхая)</w:t>
       </w:r>
       <w:r>
         <w:rPr>
@@ -1707,7 +2496,7 @@
           <w:i w:val="0"/>
           <w:sz w:val="22"/>
         </w:rPr>
-        <w:t xml:space="preserve"> Хорошая речь, Алексей Николаевич. Не изменит мнения самых убеждённых критиков, но, возможно, вернёт часть сомневающихся.</w:t>
+        <w:t xml:space="preserve"> Каждый президент однажды произносит эту фразу. Хотя, признаюсь, лучшие речи получаются именно после неё.</w:t>
       </w:r>
     </w:p>
     <w:p>
@@ -1730,7 +2519,7 @@
           <w:i w:val="0"/>
           <w:sz w:val="22"/>
         </w:rPr>
-        <w:t>Достаточно, если вернёт хотя бы часть, Борис Игоревич. Не всякая битва выигрывается полностью и сразу.</w:t>
+        <w:t>Не торопитесь. И смотрите в камеру, а не в стол.</w:t>
       </w:r>
     </w:p>
     <w:p>
@@ -1753,7 +2542,7 @@
           <w:i w:val="0"/>
           <w:sz w:val="22"/>
         </w:rPr>
-        <w:t>Ирина права. Некоторые битвы выигрываются медленно, по капле доверия за раз.</w:t>
+        <w:t>Смотреть в стол — это моя слабость?</w:t>
       </w:r>
     </w:p>
     <w:p>
@@ -1767,7 +2556,7 @@
           <w:i w:val="0"/>
           <w:sz w:val="22"/>
         </w:rPr>
-        <w:t xml:space="preserve">Катя: </w:t>
+        <w:t xml:space="preserve">Ирина: </w:t>
       </w:r>
       <w:r>
         <w:rPr>
@@ -1776,7 +2565,7 @@
           <w:i w:val="0"/>
           <w:sz w:val="22"/>
         </w:rPr>
-        <w:t>Поездку в приграничные регионы организовать на следующей неделе?</w:t>
+        <w:t>Когда вам стыдно. Сегодня вам стыдиться нечего.</w:t>
       </w:r>
     </w:p>
     <w:p>
@@ -1791,29 +2580,6 @@
           <w:sz w:val="22"/>
         </w:rPr>
         <w:t xml:space="preserve">Лёша: </w:t>
-      </w:r>
-      <w:r>
-        <w:rPr>
-          <w:rFonts w:ascii="Times New Roman" w:hAnsi="Times New Roman" w:eastAsia="Malgun Gothic"/>
-          <w:b w:val="0"/>
-          <w:i w:val="0"/>
-          <w:sz w:val="22"/>
-        </w:rPr>
-        <w:t>На следующей неделе. Люди там ждали этого разговора слишком долго.</w:t>
-      </w:r>
-    </w:p>
-    <w:p>
-      <w:pPr>
-        <w:spacing w:before="0" w:after="110" w:line="300" w:lineRule="auto"/>
-      </w:pPr>
-      <w:r>
-        <w:rPr>
-          <w:rFonts w:ascii="Times New Roman" w:hAnsi="Times New Roman" w:eastAsia="Malgun Gothic"/>
-          <w:b/>
-          <w:i w:val="0"/>
-          <w:sz w:val="22"/>
-        </w:rPr>
-        <w:t xml:space="preserve">Ирина: </w:t>
       </w:r>
       <w:r>
         <w:rPr>
@@ -1823,7 +2589,7 @@
           <w:color w:val="555555"/>
           <w:sz w:val="22"/>
         </w:rPr>
-        <w:t>(тихо, напоследок)</w:t>
+        <w:t>(в телеобращении)</w:t>
       </w:r>
       <w:r>
         <w:rPr>
@@ -1832,7 +2598,7 @@
           <w:i w:val="0"/>
           <w:sz w:val="22"/>
         </w:rPr>
-        <w:t xml:space="preserve"> Гордилась бы вами сегодня не только я, Алексей Николаевич.</w:t>
+        <w:t xml:space="preserve"> Дорогие граждане. Знаю, что решение, принятое в ночь атаки, вызвало споры. Хочу объяснить его напрямую, без посредников.</w:t>
       </w:r>
     </w:p>
     <w:p>
@@ -1855,7 +2621,76 @@
           <w:i w:val="0"/>
           <w:sz w:val="22"/>
         </w:rPr>
-        <w:t>Знаю, о ком вы говорите. Надеюсь, что так, Ирина. Очень надеюсь.</w:t>
+        <w:t>Я выбрал ограниченный ответ и немедленное совещание с парламентом не из слабости. Из убеждения, что сила страны — не только в готовности ударить в ответ, но и в способности не терять голову в момент, когда легче всего её потерять.</w:t>
+      </w:r>
+    </w:p>
+    <w:p>
+      <w:pPr>
+        <w:spacing w:before="0" w:after="110" w:line="300" w:lineRule="auto"/>
+      </w:pPr>
+      <w:r>
+        <w:rPr>
+          <w:rFonts w:ascii="Times New Roman" w:hAnsi="Times New Roman" w:eastAsia="Malgun Gothic"/>
+          <w:b/>
+          <w:i w:val="0"/>
+          <w:sz w:val="22"/>
+        </w:rPr>
+        <w:t xml:space="preserve">Лёша: </w:t>
+      </w:r>
+      <w:r>
+        <w:rPr>
+          <w:rFonts w:ascii="Times New Roman" w:hAnsi="Times New Roman" w:eastAsia="Malgun Gothic"/>
+          <w:b w:val="0"/>
+          <w:i w:val="0"/>
+          <w:sz w:val="22"/>
+        </w:rPr>
+        <w:t>Один наш солдат погиб в ту ночь. Я говорил с его матерью. Эта цена реальна, и я не преуменьшаю её. Но альтернатива, предложенная некоторыми, могла стоить сотен жизней и втянуть страну в войну, которой можно было избежать.</w:t>
+      </w:r>
+    </w:p>
+    <w:p>
+      <w:pPr>
+        <w:spacing w:before="0" w:after="110" w:line="300" w:lineRule="auto"/>
+      </w:pPr>
+      <w:r>
+        <w:rPr>
+          <w:rFonts w:ascii="Times New Roman" w:hAnsi="Times New Roman" w:eastAsia="Malgun Gothic"/>
+          <w:b/>
+          <w:i w:val="0"/>
+          <w:sz w:val="22"/>
+        </w:rPr>
+        <w:t xml:space="preserve">Лёша: </w:t>
+      </w:r>
+      <w:r>
+        <w:rPr>
+          <w:rFonts w:ascii="Times New Roman" w:hAnsi="Times New Roman" w:eastAsia="Malgun Gothic"/>
+          <w:b w:val="0"/>
+          <w:i w:val="0"/>
+          <w:sz w:val="22"/>
+        </w:rPr>
+        <w:t>Обещаю вам то же, что обещал с первого дня — честность, даже когда она неудобна, и решения, принятые вместе с институтами, которые мы вместе построили, а не вопреки им.</w:t>
+      </w:r>
+    </w:p>
+    <w:p>
+      <w:pPr>
+        <w:spacing w:before="0" w:after="110" w:line="300" w:lineRule="auto"/>
+      </w:pPr>
+      <w:r>
+        <w:rPr>
+          <w:rFonts w:ascii="Times New Roman" w:hAnsi="Times New Roman" w:eastAsia="Malgun Gothic"/>
+          <w:b/>
+          <w:i w:val="0"/>
+          <w:sz w:val="22"/>
+        </w:rPr>
+        <w:t xml:space="preserve">Лёша: </w:t>
+      </w:r>
+      <w:r>
+        <w:rPr>
+          <w:rFonts w:ascii="Times New Roman" w:hAnsi="Times New Roman" w:eastAsia="Malgun Gothic"/>
+          <w:b w:val="0"/>
+          <w:i w:val="0"/>
+          <w:sz w:val="22"/>
+        </w:rPr>
+        <w:t>Я поеду в приграничные регионы на следующей неделе, чтобы услышать вас лично — не через опросы, не через экран, а лицом к лицу. Не молчите. Спорьте со мной.</w:t>
       </w:r>
     </w:p>
     <w:p>
@@ -1879,7 +2714,7 @@
           <w:color w:val="555555"/>
           <w:sz w:val="22"/>
         </w:rPr>
-        <w:t>(входя, услышав часть разговора)</w:t>
+        <w:t>(после обращения, неохотно)</w:t>
       </w:r>
       <w:r>
         <w:rPr>
@@ -1888,7 +2723,7 @@
           <w:i w:val="0"/>
           <w:sz w:val="22"/>
         </w:rPr>
-        <w:t xml:space="preserve"> Не помешаю?</w:t>
+        <w:t xml:space="preserve"> Хорошая речь, Алексей Николаевич. Не изменит мнения самых убеждённых критиков, но, возможно, вернёт часть сомневающихся.</w:t>
       </w:r>
     </w:p>
     <w:p>
@@ -1902,7 +2737,7 @@
           <w:i w:val="0"/>
           <w:sz w:val="22"/>
         </w:rPr>
-        <w:t xml:space="preserve">Лёша: </w:t>
+        <w:t xml:space="preserve">Ирина: </w:t>
       </w:r>
       <w:r>
         <w:rPr>
@@ -1911,7 +2746,7 @@
           <w:i w:val="0"/>
           <w:sz w:val="22"/>
         </w:rPr>
-        <w:t>Заходите, Борис Игоревич.</w:t>
+        <w:t>Достаточно, если вернёт хотя бы часть, Борис Игоревич. Не всякая битва выигрывается полностью и сразу.</w:t>
       </w:r>
     </w:p>
     <w:p>
@@ -1925,7 +2760,7 @@
           <w:i w:val="0"/>
           <w:sz w:val="22"/>
         </w:rPr>
-        <w:t xml:space="preserve">Радищев: </w:t>
+        <w:t xml:space="preserve">Лёша: </w:t>
       </w:r>
       <w:r>
         <w:rPr>
@@ -1934,7 +2769,7 @@
           <w:i w:val="0"/>
           <w:sz w:val="22"/>
         </w:rPr>
-        <w:t>Хотел бы присоединиться к поездке в приграничные регионы, если позволите. Взгляд военного тоже может пригодиться людям там.</w:t>
+        <w:t>Ирина права. Некоторые битвы выигрываются медленно, по капле доверия за раз.</w:t>
       </w:r>
     </w:p>
     <w:p>
@@ -1948,7 +2783,53 @@
           <w:i w:val="0"/>
           <w:sz w:val="22"/>
         </w:rPr>
+        <w:t xml:space="preserve">Катя: </w:t>
+      </w:r>
+      <w:r>
+        <w:rPr>
+          <w:rFonts w:ascii="Times New Roman" w:hAnsi="Times New Roman" w:eastAsia="Malgun Gothic"/>
+          <w:b w:val="0"/>
+          <w:i w:val="0"/>
+          <w:sz w:val="22"/>
+        </w:rPr>
+        <w:t>Поездку в приграничные регионы организовать на следующей неделе?</w:t>
+      </w:r>
+    </w:p>
+    <w:p>
+      <w:pPr>
+        <w:spacing w:before="0" w:after="110" w:line="300" w:lineRule="auto"/>
+      </w:pPr>
+      <w:r>
+        <w:rPr>
+          <w:rFonts w:ascii="Times New Roman" w:hAnsi="Times New Roman" w:eastAsia="Malgun Gothic"/>
+          <w:b/>
+          <w:i w:val="0"/>
+          <w:sz w:val="22"/>
+        </w:rPr>
         <w:t xml:space="preserve">Лёша: </w:t>
+      </w:r>
+      <w:r>
+        <w:rPr>
+          <w:rFonts w:ascii="Times New Roman" w:hAnsi="Times New Roman" w:eastAsia="Malgun Gothic"/>
+          <w:b w:val="0"/>
+          <w:i w:val="0"/>
+          <w:sz w:val="22"/>
+        </w:rPr>
+        <w:t>На следующей неделе. Люди там ждали этого разговора слишком долго.</w:t>
+      </w:r>
+    </w:p>
+    <w:p>
+      <w:pPr>
+        <w:spacing w:before="0" w:after="110" w:line="300" w:lineRule="auto"/>
+      </w:pPr>
+      <w:r>
+        <w:rPr>
+          <w:rFonts w:ascii="Times New Roman" w:hAnsi="Times New Roman" w:eastAsia="Malgun Gothic"/>
+          <w:b/>
+          <w:i w:val="0"/>
+          <w:sz w:val="22"/>
+        </w:rPr>
+        <w:t xml:space="preserve">Ирина: </w:t>
       </w:r>
       <w:r>
         <w:rPr>
@@ -1958,7 +2839,7 @@
           <w:color w:val="555555"/>
           <w:sz w:val="22"/>
         </w:rPr>
-        <w:t>(пауза, потом кивает)</w:t>
+        <w:t>(тихо, напоследок)</w:t>
       </w:r>
       <w:r>
         <w:rPr>
@@ -1967,7 +2848,7 @@
           <w:i w:val="0"/>
           <w:sz w:val="22"/>
         </w:rPr>
-        <w:t xml:space="preserve"> Присоединяйтесь. Пусть видят, что решение принималось не в одиночку — ни моё, ни ваше, а вместе.</w:t>
+        <w:t xml:space="preserve"> Гордилась бы вами сегодня не только я, Алексей Николаевич.</w:t>
       </w:r>
     </w:p>
     <w:p>
@@ -1981,7 +2862,7 @@
           <w:i w:val="0"/>
           <w:sz w:val="22"/>
         </w:rPr>
-        <w:t xml:space="preserve">Радищев: </w:t>
+        <w:t xml:space="preserve">Лёша: </w:t>
       </w:r>
       <w:r>
         <w:rPr>
@@ -1990,7 +2871,7 @@
           <w:i w:val="0"/>
           <w:sz w:val="22"/>
         </w:rPr>
-        <w:t>Спасибо, Алексей Николаевич. Не ожидал такого предложения после наших разногласий.</w:t>
+        <w:t>Знаю, о ком вы говорите. Надеюсь, что так, Ирина. Очень надеюсь.</w:t>
       </w:r>
     </w:p>
     <w:p>
@@ -2004,7 +2885,17 @@
           <w:i w:val="0"/>
           <w:sz w:val="22"/>
         </w:rPr>
-        <w:t xml:space="preserve">Лёша: </w:t>
+        <w:t xml:space="preserve">Радищев: </w:t>
+      </w:r>
+      <w:r>
+        <w:rPr>
+          <w:rFonts w:ascii="Times New Roman" w:hAnsi="Times New Roman" w:eastAsia="Malgun Gothic"/>
+          <w:b w:val="0"/>
+          <w:i/>
+          <w:color w:val="555555"/>
+          <w:sz w:val="22"/>
+        </w:rPr>
+        <w:t>(входя, услышав часть разговора)</w:t>
       </w:r>
       <w:r>
         <w:rPr>
@@ -2013,7 +2904,257 @@
           <w:i w:val="0"/>
           <w:sz w:val="22"/>
         </w:rPr>
+        <w:t xml:space="preserve"> Не помешаю?</w:t>
+      </w:r>
+    </w:p>
+    <w:p>
+      <w:pPr>
+        <w:spacing w:before="0" w:after="110" w:line="300" w:lineRule="auto"/>
+      </w:pPr>
+      <w:r>
+        <w:rPr>
+          <w:rFonts w:ascii="Times New Roman" w:hAnsi="Times New Roman" w:eastAsia="Malgun Gothic"/>
+          <w:b/>
+          <w:i w:val="0"/>
+          <w:sz w:val="22"/>
+        </w:rPr>
+        <w:t xml:space="preserve">Лёша: </w:t>
+      </w:r>
+      <w:r>
+        <w:rPr>
+          <w:rFonts w:ascii="Times New Roman" w:hAnsi="Times New Roman" w:eastAsia="Malgun Gothic"/>
+          <w:b w:val="0"/>
+          <w:i w:val="0"/>
+          <w:sz w:val="22"/>
+        </w:rPr>
+        <w:t>Заходите, Борис Игоревич.</w:t>
+      </w:r>
+    </w:p>
+    <w:p>
+      <w:pPr>
+        <w:spacing w:before="0" w:after="110" w:line="300" w:lineRule="auto"/>
+      </w:pPr>
+      <w:r>
+        <w:rPr>
+          <w:rFonts w:ascii="Times New Roman" w:hAnsi="Times New Roman" w:eastAsia="Malgun Gothic"/>
+          <w:b/>
+          <w:i w:val="0"/>
+          <w:sz w:val="22"/>
+        </w:rPr>
+        <w:t xml:space="preserve">Радищев: </w:t>
+      </w:r>
+      <w:r>
+        <w:rPr>
+          <w:rFonts w:ascii="Times New Roman" w:hAnsi="Times New Roman" w:eastAsia="Malgun Gothic"/>
+          <w:b w:val="0"/>
+          <w:i w:val="0"/>
+          <w:sz w:val="22"/>
+        </w:rPr>
+        <w:t>Хотел бы присоединиться к поездке в приграничные регионы, если позволите. Взгляд военного тоже может пригодиться людям там.</w:t>
+      </w:r>
+    </w:p>
+    <w:p>
+      <w:pPr>
+        <w:spacing w:before="0" w:after="110" w:line="300" w:lineRule="auto"/>
+      </w:pPr>
+      <w:r>
+        <w:rPr>
+          <w:rFonts w:ascii="Times New Roman" w:hAnsi="Times New Roman" w:eastAsia="Malgun Gothic"/>
+          <w:b/>
+          <w:i w:val="0"/>
+          <w:sz w:val="22"/>
+        </w:rPr>
+        <w:t xml:space="preserve">Лёша: </w:t>
+      </w:r>
+      <w:r>
+        <w:rPr>
+          <w:rFonts w:ascii="Times New Roman" w:hAnsi="Times New Roman" w:eastAsia="Malgun Gothic"/>
+          <w:b w:val="0"/>
+          <w:i/>
+          <w:color w:val="555555"/>
+          <w:sz w:val="22"/>
+        </w:rPr>
+        <w:t>(пауза, потом кивает)</w:t>
+      </w:r>
+      <w:r>
+        <w:rPr>
+          <w:rFonts w:ascii="Times New Roman" w:hAnsi="Times New Roman" w:eastAsia="Malgun Gothic"/>
+          <w:b w:val="0"/>
+          <w:i w:val="0"/>
+          <w:sz w:val="22"/>
+        </w:rPr>
+        <w:t xml:space="preserve"> Присоединяйтесь. Пусть видят, что решение принималось не в одиночку — ни моё, ни ваше, а вместе.</w:t>
+      </w:r>
+    </w:p>
+    <w:p>
+      <w:pPr>
+        <w:spacing w:before="0" w:after="110" w:line="300" w:lineRule="auto"/>
+      </w:pPr>
+      <w:r>
+        <w:rPr>
+          <w:rFonts w:ascii="Times New Roman" w:hAnsi="Times New Roman" w:eastAsia="Malgun Gothic"/>
+          <w:b/>
+          <w:i w:val="0"/>
+          <w:sz w:val="22"/>
+        </w:rPr>
+        <w:t xml:space="preserve">Радищев: </w:t>
+      </w:r>
+      <w:r>
+        <w:rPr>
+          <w:rFonts w:ascii="Times New Roman" w:hAnsi="Times New Roman" w:eastAsia="Malgun Gothic"/>
+          <w:b w:val="0"/>
+          <w:i w:val="0"/>
+          <w:sz w:val="22"/>
+        </w:rPr>
+        <w:t>Спасибо, Алексей Николаевич. Не ожидал такого предложения после наших разногласий.</w:t>
+      </w:r>
+    </w:p>
+    <w:p>
+      <w:pPr>
+        <w:spacing w:before="0" w:after="110" w:line="300" w:lineRule="auto"/>
+      </w:pPr>
+      <w:r>
+        <w:rPr>
+          <w:rFonts w:ascii="Times New Roman" w:hAnsi="Times New Roman" w:eastAsia="Malgun Gothic"/>
+          <w:b/>
+          <w:i w:val="0"/>
+          <w:sz w:val="22"/>
+        </w:rPr>
+        <w:t xml:space="preserve">Лёша: </w:t>
+      </w:r>
+      <w:r>
+        <w:rPr>
+          <w:rFonts w:ascii="Times New Roman" w:hAnsi="Times New Roman" w:eastAsia="Malgun Gothic"/>
+          <w:b w:val="0"/>
+          <w:i w:val="0"/>
+          <w:sz w:val="22"/>
+        </w:rPr>
         <w:t>Разногласия не отменяют общей цели, Борис Игоревич. Начинаю в это верить всё сильнее.</w:t>
+      </w:r>
+    </w:p>
+    <w:p>
+      <w:pPr>
+        <w:spacing w:before="0" w:after="110" w:line="300" w:lineRule="auto"/>
+      </w:pPr>
+      <w:r>
+        <w:rPr>
+          <w:rFonts w:ascii="Times New Roman" w:hAnsi="Times New Roman" w:eastAsia="Malgun Gothic"/>
+          <w:b/>
+          <w:i w:val="0"/>
+          <w:sz w:val="22"/>
+        </w:rPr>
+        <w:t xml:space="preserve">Катя: </w:t>
+      </w:r>
+      <w:r>
+        <w:rPr>
+          <w:rFonts w:ascii="Times New Roman" w:hAnsi="Times New Roman" w:eastAsia="Malgun Gothic"/>
+          <w:b w:val="0"/>
+          <w:i/>
+          <w:color w:val="555555"/>
+          <w:sz w:val="22"/>
+        </w:rPr>
+        <w:t>(заглядывая)</w:t>
+      </w:r>
+      <w:r>
+        <w:rPr>
+          <w:rFonts w:ascii="Times New Roman" w:hAnsi="Times New Roman" w:eastAsia="Malgun Gothic"/>
+          <w:b w:val="0"/>
+          <w:i w:val="0"/>
+          <w:sz w:val="22"/>
+        </w:rPr>
+        <w:t xml:space="preserve"> Первые отклики, Алексей Николаевич. Больше всего цитируют одну фразу.</w:t>
+      </w:r>
+    </w:p>
+    <w:p>
+      <w:pPr>
+        <w:spacing w:before="0" w:after="110" w:line="300" w:lineRule="auto"/>
+      </w:pPr>
+      <w:r>
+        <w:rPr>
+          <w:rFonts w:ascii="Times New Roman" w:hAnsi="Times New Roman" w:eastAsia="Malgun Gothic"/>
+          <w:b/>
+          <w:i w:val="0"/>
+          <w:sz w:val="22"/>
+        </w:rPr>
+        <w:t xml:space="preserve">Лёша: </w:t>
+      </w:r>
+      <w:r>
+        <w:rPr>
+          <w:rFonts w:ascii="Times New Roman" w:hAnsi="Times New Roman" w:eastAsia="Malgun Gothic"/>
+          <w:b w:val="0"/>
+          <w:i w:val="0"/>
+          <w:sz w:val="22"/>
+        </w:rPr>
+        <w:t>Какую?</w:t>
+      </w:r>
+    </w:p>
+    <w:p>
+      <w:pPr>
+        <w:spacing w:before="0" w:after="110" w:line="300" w:lineRule="auto"/>
+      </w:pPr>
+      <w:r>
+        <w:rPr>
+          <w:rFonts w:ascii="Times New Roman" w:hAnsi="Times New Roman" w:eastAsia="Malgun Gothic"/>
+          <w:b/>
+          <w:i w:val="0"/>
+          <w:sz w:val="22"/>
+        </w:rPr>
+        <w:t xml:space="preserve">Катя: </w:t>
+      </w:r>
+      <w:r>
+        <w:rPr>
+          <w:rFonts w:ascii="Times New Roman" w:hAnsi="Times New Roman" w:eastAsia="Malgun Gothic"/>
+          <w:b w:val="0"/>
+          <w:i w:val="0"/>
+          <w:sz w:val="22"/>
+        </w:rPr>
+        <w:t>«Не молчите. Спорьте со мной». Половина пишет «спасибо», половина — «спорим».</w:t>
+      </w:r>
+    </w:p>
+    <w:p>
+      <w:pPr>
+        <w:spacing w:before="0" w:after="110" w:line="300" w:lineRule="auto"/>
+      </w:pPr>
+      <w:r>
+        <w:rPr>
+          <w:rFonts w:ascii="Times New Roman" w:hAnsi="Times New Roman" w:eastAsia="Malgun Gothic"/>
+          <w:b/>
+          <w:i w:val="0"/>
+          <w:sz w:val="22"/>
+        </w:rPr>
+        <w:t xml:space="preserve">Гребенщиков: </w:t>
+      </w:r>
+      <w:r>
+        <w:rPr>
+          <w:rFonts w:ascii="Times New Roman" w:hAnsi="Times New Roman" w:eastAsia="Malgun Gothic"/>
+          <w:b w:val="0"/>
+          <w:i w:val="0"/>
+          <w:sz w:val="22"/>
+        </w:rPr>
+        <w:t>Лучшего результата для такой речи не бывает, Алексей Николаевич. Вас не полюбили — с вами начали разговаривать.</w:t>
+      </w:r>
+    </w:p>
+    <w:p>
+      <w:pPr>
+        <w:spacing w:before="0" w:after="110" w:line="300" w:lineRule="auto"/>
+      </w:pPr>
+      <w:r>
+        <w:rPr>
+          <w:rFonts w:ascii="Times New Roman" w:hAnsi="Times New Roman" w:eastAsia="Malgun Gothic"/>
+          <w:b/>
+          <w:i w:val="0"/>
+          <w:sz w:val="22"/>
+        </w:rPr>
+        <w:t xml:space="preserve">Лёша: </w:t>
+      </w:r>
+      <w:r>
+        <w:rPr>
+          <w:rFonts w:ascii="Times New Roman" w:hAnsi="Times New Roman" w:eastAsia="Malgun Gothic"/>
+          <w:b w:val="0"/>
+          <w:i w:val="0"/>
+          <w:sz w:val="22"/>
+        </w:rPr>
+        <w:t>Этого я и хотел.</w:t>
       </w:r>
     </w:p>
     <w:p>
@@ -2053,29 +3194,6 @@
           <w:sz w:val="22"/>
         </w:rPr>
         <w:t xml:space="preserve"> — 장면 5 료샤의 독백. 침묵으로 버티는 권력은 결국 국민의 침묵만 돌려받는다는 깨달음에서, 비판을 피하지 않고 TV로 직접 설명하기로 결심하고 담화 끝에 "침묵하지 말고 나와 논쟁하라"고 호소한다 (장면 6).</w:t>
-      </w:r>
-    </w:p>
-    <w:p>
-      <w:pPr>
-        <w:spacing w:before="0" w:after="120"/>
-      </w:pPr>
-      <w:r>
-        <w:rPr>
-          <w:rFonts w:ascii="Times New Roman" w:hAnsi="Times New Roman" w:eastAsia="Malgun Gothic"/>
-          <w:b/>
-          <w:i w:val="0"/>
-          <w:sz w:val="22"/>
-        </w:rPr>
-        <w:t>Чехов, из письма А. С. Суворину (1889): «…выдавливает из себя по каплям раба…»</w:t>
-      </w:r>
-      <w:r>
-        <w:rPr>
-          <w:rFonts w:ascii="Times New Roman" w:hAnsi="Times New Roman" w:eastAsia="Malgun Gothic"/>
-          <w:b w:val="0"/>
-          <w:i w:val="0"/>
-          <w:sz w:val="22"/>
-        </w:rPr>
-        <w:t xml:space="preserve"> — 장면 6 끝에서 료샤가 "신뢰도 한 방울씩 되찾는 것"이라고 변주한다. 4·5·8화에서 이어진 모티프를 이번에는 국민과의 관계로 넓힌다.</w:t>
       </w:r>
     </w:p>
     <w:p>

--- a/러시아 인권변호사/7부/7부_11화_정치적_대가.docx
+++ b/러시아 인권변호사/7부/7부_11화_정치적_대가.docx
@@ -1986,7 +1986,7 @@
           <w:i w:val="0"/>
           <w:sz w:val="22"/>
         </w:rPr>
-        <w:t xml:space="preserve"> «Народ безмолвствует»… Годунов, наверное, тоже принимал тишину за согласие. Власть, которая молчит, получает в ответ такое же молчание.</w:t>
+        <w:t xml:space="preserve"> «Как аукнется, так и откликнется»… Промолчу — и страна промолчит в ответ. Власть, которая молчит, получает в ответ такое же молчание.</w:t>
       </w:r>
     </w:p>
     <w:p>
@@ -3184,7 +3184,7 @@
           <w:i w:val="0"/>
           <w:sz w:val="22"/>
         </w:rPr>
-        <w:t>Пушкин, «Борис Годунов» (заключительная ремарка): «Народ безмолвствует»</w:t>
+        <w:t>Русская пословица: «Как аукнется, так и откликнется»</w:t>
       </w:r>
       <w:r>
         <w:rPr>

--- a/러시아 인권변호사/7부/7부_11화_정치적_대가.docx
+++ b/러시아 인권변호사/7부/7부_11화_정치적_대가.docx
@@ -2197,7 +2197,7 @@
           <w:i w:val="0"/>
           <w:sz w:val="22"/>
         </w:rPr>
-        <w:t>Хорошая идея. Составлю с Катей маршрут завтра же.</w:t>
+        <w:t>Хорошая идея. Составлю с Екатериной Ивановной маршрут завтра же.</w:t>
       </w:r>
     </w:p>
     <w:p>
@@ -3193,7 +3193,7 @@
           <w:i w:val="0"/>
           <w:sz w:val="22"/>
         </w:rPr>
-        <w:t xml:space="preserve"> — 장면 5 료샤의 독백. 침묵으로 버티는 권력은 결국 국민의 침묵만 돌려받는다는 깨달음에서, 비판을 피하지 않고 TV로 직접 설명하기로 결심하고 담화 끝에 "침묵하지 말고 나와 논쟁하라"고 호소한다 (장면 6).</w:t>
+        <w:t xml:space="preserve"> — 한국어 해설: 장면 5 료샤의 독백. 침묵으로 버티는 권력은 결국 국민의 침묵만 돌려받는다는 깨달음에서, 비판을 피하지 않고 TV로 직접 설명하기로 결심하고 담화 끝에 "침묵하지 말고 나와 논쟁하라"고 호소한다 (장면 6).</w:t>
       </w:r>
     </w:p>
     <w:p>
